--- a/AntiGubrnator/05. Обращение в Офис Генерального прокурора.docx
+++ b/AntiGubrnator/05. Обращение в Офис Генерального прокурора.docx
@@ -497,7 +497,7 @@
           <w:i w:val="0"/>
           <w:sz w:val="24"/>
         </w:rPr>
-        <w:t>4.1. 29.10.2026 Сенатом направлен Губернатору для подписания закон ACT. 244 «О внесении технического исправления в Закон "О чрезвычайном и военном положении штата Сан-Андреас"». Закон устраняет в ст. 2.2 дублирование слова «безопасности» в наименовании должности Главы Департамента Национальной Безопасности.</w:t>
+        <w:t>4.1. Сенат штата Сан-Андреас принял законопроект «О внесении изменений в Процессуальный кодекс штата Сан-Андреас» (ACT. 244), дополняющий часть 1 статьи 18 Процессуального кодекса пунктом «ж.1»: сотрудник подразделения внутренних расследований (IAD) LSPD и LSCSD признаётся субъектом задержания при задержании в помещениях или на территории собственного департамента, если инициатором выступает сотрудник того же департамента; на сотрудника IAD возложена обязанность видеофиксации своих действий. Результаты голосования: 10 «за», 3 «против», 1 «воздержался».</w:t>
       </w:r>
     </w:p>
     <w:p>
@@ -513,7 +513,7 @@
           <w:i w:val="0"/>
           <w:sz w:val="24"/>
         </w:rPr>
-        <w:t>4.2. 30.10.2026 Губернатор подписал Указ № 81 «Об отклонении закона (вето)».</w:t>
+        <w:t>4.2. Принятый законопроект поступил Губернатору для подписания и обнародования. 30.10.2026 подписан Указ № 81 «Об отклонении закона (вето)».</w:t>
       </w:r>
     </w:p>
     <w:p>
@@ -563,7 +563,7 @@
           <w:i w:val="0"/>
           <w:sz w:val="24"/>
         </w:rPr>
-        <w:t xml:space="preserve"> (ч. 1 ст. 83 Конституции): не указаны ни конкретное положение закона, ни конкретное нарушаемое право, ни норма, с которой возникает коллизия, ни содержание пробела или правовой неопределённости.</w:t>
+        <w:t xml:space="preserve"> (ч. 1 ст. 83 Конституции): не указаны ни конкретное положение законопроекта, ни конкретное нарушаемое право, ни норма, с которой возникает коллизия, ни содержание пробела или правовой неопределённости.</w:t>
       </w:r>
     </w:p>
     <w:p>
@@ -622,40 +622,6 @@
           <w:i w:val="0"/>
           <w:sz w:val="24"/>
         </w:rPr>
-        <w:t>Отклонение иного предмета</w:t>
-      </w:r>
-      <w:r>
-        <w:rPr>
-          <w:rFonts w:ascii="Times New Roman" w:hAnsi="Times New Roman" w:cs="Times New Roman" w:eastAsia="Times New Roman"/>
-          <w:b w:val="0"/>
-          <w:i w:val="0"/>
-          <w:sz w:val="24"/>
-        </w:rPr>
-        <w:t>: п. 1 постановляющей части отклоняет «поправку в Процессуальный Кодекс "ACT.244"», тогда как ACT. 244 изменяет Закон «О чрезвычайном и военном положении штата Сан-Андреас». Отклонён акт, которого не существует.</w:t>
-      </w:r>
-    </w:p>
-    <w:p>
-      <w:pPr>
-        <w:spacing w:before="0" w:after="80" w:line="276" w:lineRule="auto"/>
-        <w:ind w:left="340"/>
-        <w:jc w:val="both"/>
-      </w:pPr>
-      <w:r>
-        <w:rPr>
-          <w:rFonts w:ascii="Times New Roman" w:hAnsi="Times New Roman" w:cs="Times New Roman" w:eastAsia="Times New Roman"/>
-          <w:b w:val="0"/>
-          <w:i w:val="0"/>
-          <w:sz w:val="24"/>
-        </w:rPr>
-        <w:t xml:space="preserve">4. </w:t>
-      </w:r>
-      <w:r>
-        <w:rPr>
-          <w:rFonts w:ascii="Times New Roman" w:hAnsi="Times New Roman" w:cs="Times New Roman" w:eastAsia="Times New Roman"/>
-          <w:b/>
-          <w:i w:val="0"/>
-          <w:sz w:val="24"/>
-        </w:rPr>
         <w:t>Незаполненный реквизит</w:t>
       </w:r>
       <w:r>
@@ -683,7 +649,41 @@
           <w:i w:val="0"/>
           <w:sz w:val="24"/>
         </w:rPr>
-        <w:t>». Указ не идентифицирует отклоняемый закон.</w:t>
+        <w:t>». Указ не фиксирует дату принятия отклоняемого акта.</w:t>
+      </w:r>
+    </w:p>
+    <w:p>
+      <w:pPr>
+        <w:spacing w:before="0" w:after="80" w:line="276" w:lineRule="auto"/>
+        <w:ind w:left="340"/>
+        <w:jc w:val="both"/>
+      </w:pPr>
+      <w:r>
+        <w:rPr>
+          <w:rFonts w:ascii="Times New Roman" w:hAnsi="Times New Roman" w:cs="Times New Roman" w:eastAsia="Times New Roman"/>
+          <w:b w:val="0"/>
+          <w:i w:val="0"/>
+          <w:sz w:val="24"/>
+        </w:rPr>
+        <w:t xml:space="preserve">4. </w:t>
+      </w:r>
+      <w:r>
+        <w:rPr>
+          <w:rFonts w:ascii="Times New Roman" w:hAnsi="Times New Roman" w:cs="Times New Roman" w:eastAsia="Times New Roman"/>
+          <w:b/>
+          <w:i w:val="0"/>
+          <w:sz w:val="24"/>
+        </w:rPr>
+        <w:t>Внутреннее противоречие</w:t>
+      </w:r>
+      <w:r>
+        <w:rPr>
+          <w:rFonts w:ascii="Times New Roman" w:hAnsi="Times New Roman" w:cs="Times New Roman" w:eastAsia="Times New Roman"/>
+          <w:b w:val="0"/>
+          <w:i w:val="0"/>
+          <w:sz w:val="24"/>
+        </w:rPr>
+        <w:t>: наименование говорит об отклонении «закона», постановляющая часть — об отклонении «поправки».</w:t>
       </w:r>
     </w:p>
     <w:p>
@@ -708,7 +708,7 @@
           <w:i w:val="0"/>
           <w:sz w:val="24"/>
         </w:rPr>
-        <w:t>Внутреннее противоречие</w:t>
+        <w:t>Противоречие предварительному одобрению Федерального Суда</w:t>
       </w:r>
       <w:r>
         <w:rPr>
@@ -717,7 +717,7 @@
           <w:i w:val="0"/>
           <w:sz w:val="24"/>
         </w:rPr>
-        <w:t>: наименование говорит об отклонении закона, постановляющая часть — об отклонении поправки.</w:t>
+        <w:t xml:space="preserve"> (ч. 3 ст. 80; ч. 2 Поправки 8 к Конституции): при наличии одобрения вето отвергает вывод судебного органа по тому же предмету; при отсутствии одобрения закон не подлежал направлению Губернатору вовсе.</w:t>
       </w:r>
     </w:p>
     <w:p>
@@ -742,7 +742,7 @@
           <w:i w:val="0"/>
           <w:sz w:val="24"/>
         </w:rPr>
-        <w:t>Утверждение, опровергаемое содержанием закона</w:t>
+        <w:t>Заявленные основания не соответствуют содержанию законопроекта</w:t>
       </w:r>
       <w:r>
         <w:rPr>
@@ -751,7 +751,7 @@
           <w:i w:val="0"/>
           <w:sz w:val="24"/>
         </w:rPr>
-        <w:t>: Указ указывает на создание правовой неопределённости, пробелов и коллизий, тогда как правка удаляет дублирование слова и восстанавливает единство терминологии, требуемое ст. 9 ч. 1, ч. 3 и ст. 11 ч. 1 КЗ «О нормативных правовых актах».</w:t>
+        <w:t>: правка не ограничивает права (добавляет участника задержания), не создаёт пробела (вводит регулирование), не создаёт коллизии с п. «ж» ч. 1 ст. 18 (IB и IAD — разные органы и разный объём).</w:t>
       </w:r>
     </w:p>
     <w:p>
@@ -767,7 +767,7 @@
           <w:i w:val="0"/>
           <w:sz w:val="24"/>
         </w:rPr>
-        <w:t>4.4. Совокупность нарушений означает, что Указ не соответствует ч. 1 ст. 83, ч. 4 ст. 80, ст. 19 ч. 1, ст. 20 ч. 1, ст. 74 ч. 2, ст. 76 ч. 3, ст. 79 ч. 1 Конституции штата Сан-Андреас и ст. 3 ч. 3, ст. 9 ч. 1 КЗ «О нормативных правовых актах».</w:t>
+        <w:t>4.4. Совокупность нарушений означает, что Указ не соответствует ч. 1 ст. 83, ч. 3 ст. 80, ч. 4 ст. 80, ст. 19 ч. 1, ст. 20 ч. 1, ст. 79 ч. 1 Конституции штата Сан-Андреас, ч. 2 Поправки 8 к Конституции и ст. 3 ч. 3, ст. 9 ч. 1 КЗ «О нормативных правовых актах».</w:t>
       </w:r>
     </w:p>
     <w:p>
@@ -783,7 +783,7 @@
           <w:i w:val="0"/>
           <w:sz w:val="24"/>
         </w:rPr>
-        <w:t>4.5. Следствие: обязанность Губернатора подписать и обнародовать ACT. 244 не прекращена; двухдневный срок истекает 31.10.2026 в 24:00. Дальнейшее неисполнение образует длящееся нарушение конституционной обязанности (п. «в» ч. 2 ст. 10 КЗ «О Правительстве»).</w:t>
+        <w:t>4.5. Следствие: обязанность Губернатора подписать и обнародовать ACT. 244 не прекращена (п. «в» ч. 2 ст. 10 КЗ «О Правительстве»); закон не действует, а норма о статусе IAD при задержании не применяется.</w:t>
       </w:r>
     </w:p>
     <w:p>
@@ -961,7 +961,7 @@
           <w:i w:val="0"/>
           <w:sz w:val="24"/>
         </w:rPr>
-        <w:t>2. ACT. 244 — копия; действующая редакция ст. 2.2 Закона «О чрезвычайном и военном положении».</w:t>
+        <w:t>2. Принятый текст ACT. 244; действующая редакция ст. 18 ПК.</w:t>
       </w:r>
     </w:p>
     <w:p>
@@ -993,7 +993,7 @@
           <w:i w:val="0"/>
           <w:sz w:val="24"/>
         </w:rPr>
-        <w:t>4. Сопроводительное письмо о направлении закона Губернатору от 29.10.2026.</w:t>
+        <w:t>4. Сопроводительное письмо о направлении закона Губернатору.</w:t>
       </w:r>
     </w:p>
     <w:p>
@@ -1009,7 +1009,7 @@
           <w:i w:val="0"/>
           <w:sz w:val="24"/>
         </w:rPr>
-        <w:t>5. Правовой разбор Указа № 81 (файл «00» настоящего пакета).</w:t>
+        <w:t>5. Акт Федерального Суда об одобрении (при наличии).</w:t>
       </w:r>
     </w:p>
     <w:p>
@@ -1025,7 +1025,23 @@
           <w:i w:val="0"/>
           <w:sz w:val="24"/>
         </w:rPr>
-        <w:t>6. Документ, подтверждающий полномочия подписанта.</w:t>
+        <w:t>6. Правовой разбор Указа № 81 (файл «00» настоящего пакета).</w:t>
+      </w:r>
+    </w:p>
+    <w:p>
+      <w:pPr>
+        <w:spacing w:before="0" w:after="80" w:line="276" w:lineRule="auto"/>
+        <w:ind w:left="340"/>
+        <w:jc w:val="both"/>
+      </w:pPr>
+      <w:r>
+        <w:rPr>
+          <w:rFonts w:ascii="Times New Roman" w:hAnsi="Times New Roman" w:cs="Times New Roman" w:eastAsia="Times New Roman"/>
+          <w:b w:val="0"/>
+          <w:i w:val="0"/>
+          <w:sz w:val="24"/>
+        </w:rPr>
+        <w:t>7. Документ, подтверждающий полномочия подписанта.</w:t>
       </w:r>
     </w:p>
     <w:p>

--- a/AntiGubrnator/05. Обращение в Офис Генерального прокурора.docx
+++ b/AntiGubrnator/05. Обращение в Офис Генерального прокурора.docx
@@ -497,7 +497,7 @@
           <w:i w:val="0"/>
           <w:sz w:val="24"/>
         </w:rPr>
-        <w:t>4.1. Сенат штата Сан-Андреас принял законопроект «О внесении изменений в Процессуальный кодекс штата Сан-Андреас» (ACT. 244), дополняющий часть 1 статьи 18 Процессуального кодекса пунктом «ж.1»: сотрудник подразделения внутренних расследований (IAD) LSPD и LSCSD признаётся субъектом задержания при задержании в помещениях или на территории собственного департамента, если инициатором выступает сотрудник того же департамента; на сотрудника IAD возложена обязанность видеофиксации своих действий. Результаты голосования: 10 «за», 3 «против», 1 «воздержался».</w:t>
+        <w:t>4.1. Сенат штата Сан-Андреас принял законопроект «О внесении изменений в Процессуальный кодекс штата Сан-Андреас» (ACT. 244), дополняющий часть 1 статьи 18 Процессуального кодекса пунктом «м»: сотрудник отдела IAD (Internal Affairs Division) ведомств LSPD и LSCSD признаётся субъектом задержания — исключительно в целях надзорной деятельности за соблюдением сотрудниками своего правоохранительного органа процессуальных норм на территории своего департамента, законодательства штата и внутреннего устава. Результаты голосования: 10 «за», 3 «против», 1 «воздержался».</w:t>
       </w:r>
     </w:p>
     <w:p>
@@ -751,7 +751,7 @@
           <w:i w:val="0"/>
           <w:sz w:val="24"/>
         </w:rPr>
-        <w:t>: правка не ограничивает права (добавляет участника задержания), не создаёт пробела (вводит регулирование), не создаёт коллизии с п. «ж» ч. 1 ст. 18 (IB и IAD — разные органы и разный объём).</w:t>
+        <w:t>: правка не ограничивает права (добавляет участника задержания и не возлагает новых обязанностей), не создаёт пробела (вводит регулирование; полномочия надзорного участника определяются его статусом, как и у сотрудника IB по п. «ж»), не создаёт коллизии с п. «ж» ч. 1 ст. 18 (IB и IAD — разные органы и разный объём, участие ограничено одним сотрудником).</w:t>
       </w:r>
     </w:p>
     <w:p>

--- a/AntiGubrnator/05. Обращение в Офис Генерального прокурора.docx
+++ b/AntiGubrnator/05. Обращение в Офис Генерального прокурора.docx
@@ -4,57 +4,65 @@
   <w:body>
     <w:p>
       <w:pPr>
-        <w:spacing w:before="0" w:after="80" w:line="276" w:lineRule="auto"/>
+        <w:keepNext w:val="0"/>
+        <w:spacing w:before="0" w:after="120" w:line="276" w:lineRule="auto"/>
+        <w:ind w:firstLine="0" w:left="0"/>
         <w:jc w:val="center"/>
       </w:pPr>
       <w:r>
         <w:rPr>
-          <w:rFonts w:ascii="Times New Roman" w:hAnsi="Times New Roman" w:cs="Times New Roman" w:eastAsia="Times New Roman"/>
+          <w:rFonts w:ascii="Times New Roman" w:hAnsi="Times New Roman" w:eastAsia="Times New Roman"/>
           <w:b/>
           <w:i w:val="0"/>
-          <w:sz w:val="26"/>
+          <w:sz w:val="24"/>
         </w:rPr>
         <w:t>В ОФИС ГЕНЕРАЛЬНОГО ПРОКУРОРА ШТАТА САН-АНДРЕАС</w:t>
       </w:r>
     </w:p>
     <w:p>
       <w:pPr>
-        <w:spacing w:before="0" w:after="80" w:line="276" w:lineRule="auto"/>
+        <w:keepNext w:val="0"/>
+        <w:spacing w:before="0" w:after="120" w:line="276" w:lineRule="auto"/>
+        <w:ind w:firstLine="0" w:left="0"/>
         <w:jc w:val="center"/>
       </w:pPr>
       <w:r>
         <w:rPr>
-          <w:rFonts w:ascii="Times New Roman" w:hAnsi="Times New Roman" w:cs="Times New Roman" w:eastAsia="Times New Roman"/>
+          <w:rFonts w:ascii="Times New Roman" w:hAnsi="Times New Roman" w:eastAsia="Times New Roman"/>
           <w:b/>
           <w:i w:val="0"/>
-          <w:sz w:val="26"/>
+          <w:sz w:val="24"/>
         </w:rPr>
         <w:t>от Сената штата Сан-Андреас</w:t>
       </w:r>
     </w:p>
     <w:p>
       <w:pPr>
-        <w:spacing w:before="0" w:after="80" w:line="276" w:lineRule="auto"/>
+        <w:keepNext w:val="0"/>
+        <w:spacing w:before="0" w:after="120" w:line="276" w:lineRule="auto"/>
+        <w:ind w:firstLine="0" w:left="0"/>
         <w:jc w:val="center"/>
       </w:pPr>
       <w:r>
         <w:rPr>
-          <w:rFonts w:ascii="Times New Roman" w:hAnsi="Times New Roman" w:cs="Times New Roman" w:eastAsia="Times New Roman"/>
+          <w:rFonts w:ascii="Times New Roman" w:hAnsi="Times New Roman" w:eastAsia="Times New Roman"/>
           <w:b/>
           <w:i w:val="0"/>
-          <w:sz w:val="26"/>
+          <w:sz w:val="24"/>
         </w:rPr>
         <w:t>Исх. № ___ от 31.10.2026</w:t>
       </w:r>
     </w:p>
     <w:p>
       <w:pPr>
-        <w:spacing w:before="240" w:after="120" w:line="276" w:lineRule="auto"/>
+        <w:keepNext/>
+        <w:spacing w:before="200" w:after="120" w:line="276" w:lineRule="auto"/>
+        <w:ind w:firstLine="0" w:left="0"/>
         <w:jc w:val="center"/>
       </w:pPr>
       <w:r>
         <w:rPr>
-          <w:rFonts w:ascii="Times New Roman" w:hAnsi="Times New Roman" w:cs="Times New Roman" w:eastAsia="Times New Roman"/>
+          <w:rFonts w:ascii="Times New Roman" w:hAnsi="Times New Roman" w:eastAsia="Times New Roman"/>
           <w:b/>
           <w:i w:val="0"/>
           <w:sz w:val="26"/>
@@ -64,12 +72,14 @@
     </w:p>
     <w:p>
       <w:pPr>
-        <w:spacing w:before="160" w:after="80" w:line="276" w:lineRule="auto"/>
+        <w:keepNext/>
+        <w:spacing w:before="160" w:after="120" w:line="276" w:lineRule="auto"/>
+        <w:ind w:firstLine="0" w:left="0"/>
         <w:jc w:val="left"/>
       </w:pPr>
       <w:r>
         <w:rPr>
-          <w:rFonts w:ascii="Times New Roman" w:hAnsi="Times New Roman" w:cs="Times New Roman" w:eastAsia="Times New Roman"/>
+          <w:rFonts w:ascii="Times New Roman" w:hAnsi="Times New Roman" w:eastAsia="Times New Roman"/>
           <w:b/>
           <w:i w:val="0"/>
           <w:sz w:val="24"/>
@@ -79,13 +89,14 @@
     </w:p>
     <w:p>
       <w:pPr>
+        <w:keepNext w:val="0"/>
         <w:spacing w:before="0" w:after="120" w:line="276" w:lineRule="auto"/>
-        <w:ind w:firstLine="709"/>
+        <w:ind w:firstLine="709" w:left="0"/>
         <w:jc w:val="both"/>
       </w:pPr>
       <w:r>
         <w:rPr>
-          <w:rFonts w:ascii="Times New Roman" w:hAnsi="Times New Roman" w:cs="Times New Roman" w:eastAsia="Times New Roman"/>
+          <w:rFonts w:ascii="Times New Roman" w:hAnsi="Times New Roman" w:eastAsia="Times New Roman"/>
           <w:b w:val="0"/>
           <w:i w:val="0"/>
           <w:sz w:val="24"/>
@@ -95,12 +106,14 @@
     </w:p>
     <w:p>
       <w:pPr>
-        <w:spacing w:before="160" w:after="80" w:line="276" w:lineRule="auto"/>
+        <w:keepNext/>
+        <w:spacing w:before="160" w:after="120" w:line="276" w:lineRule="auto"/>
+        <w:ind w:firstLine="0" w:left="0"/>
         <w:jc w:val="left"/>
       </w:pPr>
       <w:r>
         <w:rPr>
-          <w:rFonts w:ascii="Times New Roman" w:hAnsi="Times New Roman" w:cs="Times New Roman" w:eastAsia="Times New Roman"/>
+          <w:rFonts w:ascii="Times New Roman" w:hAnsi="Times New Roman" w:eastAsia="Times New Roman"/>
           <w:b/>
           <w:i w:val="0"/>
           <w:sz w:val="24"/>
@@ -110,13 +123,14 @@
     </w:p>
     <w:p>
       <w:pPr>
+        <w:keepNext w:val="0"/>
         <w:spacing w:before="0" w:after="120" w:line="276" w:lineRule="auto"/>
-        <w:ind w:firstLine="709"/>
+        <w:ind w:firstLine="709" w:left="0"/>
         <w:jc w:val="both"/>
       </w:pPr>
       <w:r>
         <w:rPr>
-          <w:rFonts w:ascii="Times New Roman" w:hAnsi="Times New Roman" w:cs="Times New Roman" w:eastAsia="Times New Roman"/>
+          <w:rFonts w:ascii="Times New Roman" w:hAnsi="Times New Roman" w:eastAsia="Times New Roman"/>
           <w:b w:val="0"/>
           <w:i w:val="0"/>
           <w:sz w:val="24"/>
@@ -126,12 +140,14 @@
     </w:p>
     <w:p>
       <w:pPr>
-        <w:spacing w:before="160" w:after="80" w:line="276" w:lineRule="auto"/>
+        <w:keepNext/>
+        <w:spacing w:before="160" w:after="120" w:line="276" w:lineRule="auto"/>
+        <w:ind w:firstLine="0" w:left="0"/>
         <w:jc w:val="left"/>
       </w:pPr>
       <w:r>
         <w:rPr>
-          <w:rFonts w:ascii="Times New Roman" w:hAnsi="Times New Roman" w:cs="Times New Roman" w:eastAsia="Times New Roman"/>
+          <w:rFonts w:ascii="Times New Roman" w:hAnsi="Times New Roman" w:eastAsia="Times New Roman"/>
           <w:b/>
           <w:i w:val="0"/>
           <w:sz w:val="24"/>
@@ -151,13 +167,16 @@
         <w:gridCol w:w="4677"/>
       </w:tblGrid>
       <w:tr>
-        <w:trPr>
-          <w:tblHeader w:val="true"/>
-        </w:trPr>
         <w:tc>
           <w:tcPr>
             <w:tcW w:type="dxa" w:w="4677"/>
-            <w:shd w:val="clear" w:color="auto" w:fill="EFEFEF"/>
+            <w:shd w:val="clear" w:color="auto" w:fill="EDEDED"/>
+            <w:tcBorders>
+              <w:top w:val="single" w:sz="4" w:space="0" w:color="808080"/>
+              <w:left w:val="single" w:sz="4" w:space="0" w:color="808080"/>
+              <w:bottom w:val="single" w:sz="4" w:space="0" w:color="808080"/>
+              <w:right w:val="single" w:sz="4" w:space="0" w:color="808080"/>
+            </w:tcBorders>
           </w:tcPr>
           <w:p>
             <w:pPr>
@@ -167,7 +186,7 @@
             <w:r/>
             <w:r>
               <w:rPr>
-                <w:rFonts w:ascii="Times New Roman" w:hAnsi="Times New Roman" w:cs="Times New Roman" w:eastAsia="Times New Roman"/>
+                <w:rFonts w:ascii="Times New Roman" w:hAnsi="Times New Roman" w:eastAsia="Times New Roman"/>
                 <w:b/>
                 <w:i w:val="0"/>
                 <w:sz w:val="21"/>
@@ -179,7 +198,13 @@
         <w:tc>
           <w:tcPr>
             <w:tcW w:type="dxa" w:w="4677"/>
-            <w:shd w:val="clear" w:color="auto" w:fill="EFEFEF"/>
+            <w:shd w:val="clear" w:color="auto" w:fill="EDEDED"/>
+            <w:tcBorders>
+              <w:top w:val="single" w:sz="4" w:space="0" w:color="808080"/>
+              <w:left w:val="single" w:sz="4" w:space="0" w:color="808080"/>
+              <w:bottom w:val="single" w:sz="4" w:space="0" w:color="808080"/>
+              <w:right w:val="single" w:sz="4" w:space="0" w:color="808080"/>
+            </w:tcBorders>
           </w:tcPr>
           <w:p>
             <w:pPr>
@@ -189,7 +214,7 @@
             <w:r/>
             <w:r>
               <w:rPr>
-                <w:rFonts w:ascii="Times New Roman" w:hAnsi="Times New Roman" w:cs="Times New Roman" w:eastAsia="Times New Roman"/>
+                <w:rFonts w:ascii="Times New Roman" w:hAnsi="Times New Roman" w:eastAsia="Times New Roman"/>
                 <w:b/>
                 <w:i w:val="0"/>
                 <w:sz w:val="21"/>
@@ -203,6 +228,12 @@
         <w:tc>
           <w:tcPr>
             <w:tcW w:type="dxa" w:w="4677"/>
+            <w:tcBorders>
+              <w:top w:val="single" w:sz="4" w:space="0" w:color="808080"/>
+              <w:left w:val="single" w:sz="4" w:space="0" w:color="808080"/>
+              <w:bottom w:val="single" w:sz="4" w:space="0" w:color="808080"/>
+              <w:right w:val="single" w:sz="4" w:space="0" w:color="808080"/>
+            </w:tcBorders>
           </w:tcPr>
           <w:p>
             <w:pPr>
@@ -212,7 +243,7 @@
             <w:r/>
             <w:r>
               <w:rPr>
-                <w:rFonts w:ascii="Times New Roman" w:hAnsi="Times New Roman" w:cs="Times New Roman" w:eastAsia="Times New Roman"/>
+                <w:rFonts w:ascii="Times New Roman" w:hAnsi="Times New Roman" w:eastAsia="Times New Roman"/>
                 <w:b w:val="0"/>
                 <w:i w:val="0"/>
                 <w:sz w:val="21"/>
@@ -224,6 +255,12 @@
         <w:tc>
           <w:tcPr>
             <w:tcW w:type="dxa" w:w="4677"/>
+            <w:tcBorders>
+              <w:top w:val="single" w:sz="4" w:space="0" w:color="808080"/>
+              <w:left w:val="single" w:sz="4" w:space="0" w:color="808080"/>
+              <w:bottom w:val="single" w:sz="4" w:space="0" w:color="808080"/>
+              <w:right w:val="single" w:sz="4" w:space="0" w:color="808080"/>
+            </w:tcBorders>
           </w:tcPr>
           <w:p>
             <w:pPr>
@@ -233,7 +270,7 @@
             <w:r/>
             <w:r>
               <w:rPr>
-                <w:rFonts w:ascii="Times New Roman" w:hAnsi="Times New Roman" w:cs="Times New Roman" w:eastAsia="Times New Roman"/>
+                <w:rFonts w:ascii="Times New Roman" w:hAnsi="Times New Roman" w:eastAsia="Times New Roman"/>
                 <w:b w:val="0"/>
                 <w:i w:val="0"/>
                 <w:sz w:val="21"/>
@@ -247,6 +284,12 @@
         <w:tc>
           <w:tcPr>
             <w:tcW w:type="dxa" w:w="4677"/>
+            <w:tcBorders>
+              <w:top w:val="single" w:sz="4" w:space="0" w:color="808080"/>
+              <w:left w:val="single" w:sz="4" w:space="0" w:color="808080"/>
+              <w:bottom w:val="single" w:sz="4" w:space="0" w:color="808080"/>
+              <w:right w:val="single" w:sz="4" w:space="0" w:color="808080"/>
+            </w:tcBorders>
           </w:tcPr>
           <w:p>
             <w:pPr>
@@ -256,7 +299,7 @@
             <w:r/>
             <w:r>
               <w:rPr>
-                <w:rFonts w:ascii="Times New Roman" w:hAnsi="Times New Roman" w:cs="Times New Roman" w:eastAsia="Times New Roman"/>
+                <w:rFonts w:ascii="Times New Roman" w:hAnsi="Times New Roman" w:eastAsia="Times New Roman"/>
                 <w:b w:val="0"/>
                 <w:i w:val="0"/>
                 <w:sz w:val="21"/>
@@ -268,6 +311,12 @@
         <w:tc>
           <w:tcPr>
             <w:tcW w:type="dxa" w:w="4677"/>
+            <w:tcBorders>
+              <w:top w:val="single" w:sz="4" w:space="0" w:color="808080"/>
+              <w:left w:val="single" w:sz="4" w:space="0" w:color="808080"/>
+              <w:bottom w:val="single" w:sz="4" w:space="0" w:color="808080"/>
+              <w:right w:val="single" w:sz="4" w:space="0" w:color="808080"/>
+            </w:tcBorders>
           </w:tcPr>
           <w:p>
             <w:pPr>
@@ -277,7 +326,7 @@
             <w:r/>
             <w:r>
               <w:rPr>
-                <w:rFonts w:ascii="Times New Roman" w:hAnsi="Times New Roman" w:cs="Times New Roman" w:eastAsia="Times New Roman"/>
+                <w:rFonts w:ascii="Times New Roman" w:hAnsi="Times New Roman" w:eastAsia="Times New Roman"/>
                 <w:b w:val="0"/>
                 <w:i w:val="0"/>
                 <w:sz w:val="21"/>
@@ -291,6 +340,12 @@
         <w:tc>
           <w:tcPr>
             <w:tcW w:type="dxa" w:w="4677"/>
+            <w:tcBorders>
+              <w:top w:val="single" w:sz="4" w:space="0" w:color="808080"/>
+              <w:left w:val="single" w:sz="4" w:space="0" w:color="808080"/>
+              <w:bottom w:val="single" w:sz="4" w:space="0" w:color="808080"/>
+              <w:right w:val="single" w:sz="4" w:space="0" w:color="808080"/>
+            </w:tcBorders>
           </w:tcPr>
           <w:p>
             <w:pPr>
@@ -300,7 +355,7 @@
             <w:r/>
             <w:r>
               <w:rPr>
-                <w:rFonts w:ascii="Times New Roman" w:hAnsi="Times New Roman" w:cs="Times New Roman" w:eastAsia="Times New Roman"/>
+                <w:rFonts w:ascii="Times New Roman" w:hAnsi="Times New Roman" w:eastAsia="Times New Roman"/>
                 <w:b w:val="0"/>
                 <w:i w:val="0"/>
                 <w:sz w:val="21"/>
@@ -312,6 +367,12 @@
         <w:tc>
           <w:tcPr>
             <w:tcW w:type="dxa" w:w="4677"/>
+            <w:tcBorders>
+              <w:top w:val="single" w:sz="4" w:space="0" w:color="808080"/>
+              <w:left w:val="single" w:sz="4" w:space="0" w:color="808080"/>
+              <w:bottom w:val="single" w:sz="4" w:space="0" w:color="808080"/>
+              <w:right w:val="single" w:sz="4" w:space="0" w:color="808080"/>
+            </w:tcBorders>
           </w:tcPr>
           <w:p>
             <w:pPr>
@@ -321,7 +382,7 @@
             <w:r/>
             <w:r>
               <w:rPr>
-                <w:rFonts w:ascii="Times New Roman" w:hAnsi="Times New Roman" w:cs="Times New Roman" w:eastAsia="Times New Roman"/>
+                <w:rFonts w:ascii="Times New Roman" w:hAnsi="Times New Roman" w:eastAsia="Times New Roman"/>
                 <w:b w:val="0"/>
                 <w:i w:val="0"/>
                 <w:sz w:val="21"/>
@@ -335,6 +396,12 @@
         <w:tc>
           <w:tcPr>
             <w:tcW w:type="dxa" w:w="4677"/>
+            <w:tcBorders>
+              <w:top w:val="single" w:sz="4" w:space="0" w:color="808080"/>
+              <w:left w:val="single" w:sz="4" w:space="0" w:color="808080"/>
+              <w:bottom w:val="single" w:sz="4" w:space="0" w:color="808080"/>
+              <w:right w:val="single" w:sz="4" w:space="0" w:color="808080"/>
+            </w:tcBorders>
           </w:tcPr>
           <w:p>
             <w:pPr>
@@ -344,7 +411,7 @@
             <w:r/>
             <w:r>
               <w:rPr>
-                <w:rFonts w:ascii="Times New Roman" w:hAnsi="Times New Roman" w:cs="Times New Roman" w:eastAsia="Times New Roman"/>
+                <w:rFonts w:ascii="Times New Roman" w:hAnsi="Times New Roman" w:eastAsia="Times New Roman"/>
                 <w:b w:val="0"/>
                 <w:i w:val="0"/>
                 <w:sz w:val="21"/>
@@ -356,6 +423,12 @@
         <w:tc>
           <w:tcPr>
             <w:tcW w:type="dxa" w:w="4677"/>
+            <w:tcBorders>
+              <w:top w:val="single" w:sz="4" w:space="0" w:color="808080"/>
+              <w:left w:val="single" w:sz="4" w:space="0" w:color="808080"/>
+              <w:bottom w:val="single" w:sz="4" w:space="0" w:color="808080"/>
+              <w:right w:val="single" w:sz="4" w:space="0" w:color="808080"/>
+            </w:tcBorders>
           </w:tcPr>
           <w:p>
             <w:pPr>
@@ -365,7 +438,7 @@
             <w:r/>
             <w:r>
               <w:rPr>
-                <w:rFonts w:ascii="Times New Roman" w:hAnsi="Times New Roman" w:cs="Times New Roman" w:eastAsia="Times New Roman"/>
+                <w:rFonts w:ascii="Times New Roman" w:hAnsi="Times New Roman" w:eastAsia="Times New Roman"/>
                 <w:b w:val="0"/>
                 <w:i w:val="0"/>
                 <w:sz w:val="21"/>
@@ -379,6 +452,12 @@
         <w:tc>
           <w:tcPr>
             <w:tcW w:type="dxa" w:w="4677"/>
+            <w:tcBorders>
+              <w:top w:val="single" w:sz="4" w:space="0" w:color="808080"/>
+              <w:left w:val="single" w:sz="4" w:space="0" w:color="808080"/>
+              <w:bottom w:val="single" w:sz="4" w:space="0" w:color="808080"/>
+              <w:right w:val="single" w:sz="4" w:space="0" w:color="808080"/>
+            </w:tcBorders>
           </w:tcPr>
           <w:p>
             <w:pPr>
@@ -388,7 +467,7 @@
             <w:r/>
             <w:r>
               <w:rPr>
-                <w:rFonts w:ascii="Times New Roman" w:hAnsi="Times New Roman" w:cs="Times New Roman" w:eastAsia="Times New Roman"/>
+                <w:rFonts w:ascii="Times New Roman" w:hAnsi="Times New Roman" w:eastAsia="Times New Roman"/>
                 <w:b w:val="0"/>
                 <w:i w:val="0"/>
                 <w:sz w:val="21"/>
@@ -400,6 +479,12 @@
         <w:tc>
           <w:tcPr>
             <w:tcW w:type="dxa" w:w="4677"/>
+            <w:tcBorders>
+              <w:top w:val="single" w:sz="4" w:space="0" w:color="808080"/>
+              <w:left w:val="single" w:sz="4" w:space="0" w:color="808080"/>
+              <w:bottom w:val="single" w:sz="4" w:space="0" w:color="808080"/>
+              <w:right w:val="single" w:sz="4" w:space="0" w:color="808080"/>
+            </w:tcBorders>
           </w:tcPr>
           <w:p>
             <w:pPr>
@@ -409,7 +494,7 @@
             <w:r/>
             <w:r>
               <w:rPr>
-                <w:rFonts w:ascii="Times New Roman" w:hAnsi="Times New Roman" w:cs="Times New Roman" w:eastAsia="Times New Roman"/>
+                <w:rFonts w:ascii="Times New Roman" w:hAnsi="Times New Roman" w:eastAsia="Times New Roman"/>
                 <w:b w:val="0"/>
                 <w:i w:val="0"/>
                 <w:sz w:val="21"/>
@@ -423,6 +508,12 @@
         <w:tc>
           <w:tcPr>
             <w:tcW w:type="dxa" w:w="4677"/>
+            <w:tcBorders>
+              <w:top w:val="single" w:sz="4" w:space="0" w:color="808080"/>
+              <w:left w:val="single" w:sz="4" w:space="0" w:color="808080"/>
+              <w:bottom w:val="single" w:sz="4" w:space="0" w:color="808080"/>
+              <w:right w:val="single" w:sz="4" w:space="0" w:color="808080"/>
+            </w:tcBorders>
           </w:tcPr>
           <w:p>
             <w:pPr>
@@ -432,7 +523,7 @@
             <w:r/>
             <w:r>
               <w:rPr>
-                <w:rFonts w:ascii="Times New Roman" w:hAnsi="Times New Roman" w:cs="Times New Roman" w:eastAsia="Times New Roman"/>
+                <w:rFonts w:ascii="Times New Roman" w:hAnsi="Times New Roman" w:eastAsia="Times New Roman"/>
                 <w:b w:val="0"/>
                 <w:i w:val="0"/>
                 <w:sz w:val="21"/>
@@ -444,6 +535,12 @@
         <w:tc>
           <w:tcPr>
             <w:tcW w:type="dxa" w:w="4677"/>
+            <w:tcBorders>
+              <w:top w:val="single" w:sz="4" w:space="0" w:color="808080"/>
+              <w:left w:val="single" w:sz="4" w:space="0" w:color="808080"/>
+              <w:bottom w:val="single" w:sz="4" w:space="0" w:color="808080"/>
+              <w:right w:val="single" w:sz="4" w:space="0" w:color="808080"/>
+            </w:tcBorders>
           </w:tcPr>
           <w:p>
             <w:pPr>
@@ -453,7 +550,7 @@
             <w:r/>
             <w:r>
               <w:rPr>
-                <w:rFonts w:ascii="Times New Roman" w:hAnsi="Times New Roman" w:cs="Times New Roman" w:eastAsia="Times New Roman"/>
+                <w:rFonts w:ascii="Times New Roman" w:hAnsi="Times New Roman" w:eastAsia="Times New Roman"/>
                 <w:b w:val="0"/>
                 <w:i w:val="0"/>
                 <w:sz w:val="21"/>
@@ -471,12 +568,14 @@
     </w:p>
     <w:p>
       <w:pPr>
-        <w:spacing w:before="160" w:after="80" w:line="276" w:lineRule="auto"/>
+        <w:keepNext/>
+        <w:spacing w:before="160" w:after="120" w:line="276" w:lineRule="auto"/>
+        <w:ind w:firstLine="0" w:left="0"/>
         <w:jc w:val="left"/>
       </w:pPr>
       <w:r>
         <w:rPr>
-          <w:rFonts w:ascii="Times New Roman" w:hAnsi="Times New Roman" w:cs="Times New Roman" w:eastAsia="Times New Roman"/>
+          <w:rFonts w:ascii="Times New Roman" w:hAnsi="Times New Roman" w:eastAsia="Times New Roman"/>
           <w:b/>
           <w:i w:val="0"/>
           <w:sz w:val="24"/>
@@ -486,13 +585,14 @@
     </w:p>
     <w:p>
       <w:pPr>
+        <w:keepNext w:val="0"/>
         <w:spacing w:before="0" w:after="120" w:line="276" w:lineRule="auto"/>
-        <w:ind w:firstLine="709"/>
+        <w:ind w:firstLine="709" w:left="0"/>
         <w:jc w:val="both"/>
       </w:pPr>
       <w:r>
         <w:rPr>
-          <w:rFonts w:ascii="Times New Roman" w:hAnsi="Times New Roman" w:cs="Times New Roman" w:eastAsia="Times New Roman"/>
+          <w:rFonts w:ascii="Times New Roman" w:hAnsi="Times New Roman" w:eastAsia="Times New Roman"/>
           <w:b w:val="0"/>
           <w:i w:val="0"/>
           <w:sz w:val="24"/>
@@ -502,13 +602,14 @@
     </w:p>
     <w:p>
       <w:pPr>
+        <w:keepNext w:val="0"/>
         <w:spacing w:before="0" w:after="120" w:line="276" w:lineRule="auto"/>
-        <w:ind w:firstLine="709"/>
+        <w:ind w:firstLine="709" w:left="0"/>
         <w:jc w:val="both"/>
       </w:pPr>
       <w:r>
         <w:rPr>
-          <w:rFonts w:ascii="Times New Roman" w:hAnsi="Times New Roman" w:cs="Times New Roman" w:eastAsia="Times New Roman"/>
+          <w:rFonts w:ascii="Times New Roman" w:hAnsi="Times New Roman" w:eastAsia="Times New Roman"/>
           <w:b w:val="0"/>
           <w:i w:val="0"/>
           <w:sz w:val="24"/>
@@ -518,13 +619,14 @@
     </w:p>
     <w:p>
       <w:pPr>
+        <w:keepNext w:val="0"/>
         <w:spacing w:before="0" w:after="120" w:line="276" w:lineRule="auto"/>
-        <w:ind w:firstLine="709"/>
+        <w:ind w:firstLine="709" w:left="0"/>
         <w:jc w:val="both"/>
       </w:pPr>
       <w:r>
         <w:rPr>
-          <w:rFonts w:ascii="Times New Roman" w:hAnsi="Times New Roman" w:cs="Times New Roman" w:eastAsia="Times New Roman"/>
+          <w:rFonts w:ascii="Times New Roman" w:hAnsi="Times New Roman" w:eastAsia="Times New Roman"/>
           <w:b w:val="0"/>
           <w:i w:val="0"/>
           <w:sz w:val="24"/>
@@ -534,13 +636,14 @@
     </w:p>
     <w:p>
       <w:pPr>
-        <w:spacing w:before="0" w:after="80" w:line="276" w:lineRule="auto"/>
-        <w:ind w:left="340"/>
+        <w:keepNext w:val="0"/>
+        <w:spacing w:before="0" w:after="60" w:line="276" w:lineRule="auto"/>
+        <w:ind w:firstLine="0" w:left="567"/>
         <w:jc w:val="both"/>
       </w:pPr>
       <w:r>
         <w:rPr>
-          <w:rFonts w:ascii="Times New Roman" w:hAnsi="Times New Roman" w:cs="Times New Roman" w:eastAsia="Times New Roman"/>
+          <w:rFonts w:ascii="Times New Roman" w:hAnsi="Times New Roman" w:eastAsia="Times New Roman"/>
           <w:b w:val="0"/>
           <w:i w:val="0"/>
           <w:sz w:val="24"/>
@@ -549,7 +652,7 @@
       </w:r>
       <w:r>
         <w:rPr>
-          <w:rFonts w:ascii="Times New Roman" w:hAnsi="Times New Roman" w:cs="Times New Roman" w:eastAsia="Times New Roman"/>
+          <w:rFonts w:ascii="Times New Roman" w:hAnsi="Times New Roman" w:eastAsia="Times New Roman"/>
           <w:b/>
           <w:i w:val="0"/>
           <w:sz w:val="24"/>
@@ -558,7 +661,7 @@
       </w:r>
       <w:r>
         <w:rPr>
-          <w:rFonts w:ascii="Times New Roman" w:hAnsi="Times New Roman" w:cs="Times New Roman" w:eastAsia="Times New Roman"/>
+          <w:rFonts w:ascii="Times New Roman" w:hAnsi="Times New Roman" w:eastAsia="Times New Roman"/>
           <w:b w:val="0"/>
           <w:i w:val="0"/>
           <w:sz w:val="24"/>
@@ -568,13 +671,14 @@
     </w:p>
     <w:p>
       <w:pPr>
-        <w:spacing w:before="0" w:after="80" w:line="276" w:lineRule="auto"/>
-        <w:ind w:left="340"/>
+        <w:keepNext w:val="0"/>
+        <w:spacing w:before="0" w:after="60" w:line="276" w:lineRule="auto"/>
+        <w:ind w:firstLine="0" w:left="567"/>
         <w:jc w:val="both"/>
       </w:pPr>
       <w:r>
         <w:rPr>
-          <w:rFonts w:ascii="Times New Roman" w:hAnsi="Times New Roman" w:cs="Times New Roman" w:eastAsia="Times New Roman"/>
+          <w:rFonts w:ascii="Times New Roman" w:hAnsi="Times New Roman" w:eastAsia="Times New Roman"/>
           <w:b w:val="0"/>
           <w:i w:val="0"/>
           <w:sz w:val="24"/>
@@ -583,7 +687,7 @@
       </w:r>
       <w:r>
         <w:rPr>
-          <w:rFonts w:ascii="Times New Roman" w:hAnsi="Times New Roman" w:cs="Times New Roman" w:eastAsia="Times New Roman"/>
+          <w:rFonts w:ascii="Times New Roman" w:hAnsi="Times New Roman" w:eastAsia="Times New Roman"/>
           <w:b/>
           <w:i w:val="0"/>
           <w:sz w:val="24"/>
@@ -592,7 +696,7 @@
       </w:r>
       <w:r>
         <w:rPr>
-          <w:rFonts w:ascii="Times New Roman" w:hAnsi="Times New Roman" w:cs="Times New Roman" w:eastAsia="Times New Roman"/>
+          <w:rFonts w:ascii="Times New Roman" w:hAnsi="Times New Roman" w:eastAsia="Times New Roman"/>
           <w:b w:val="0"/>
           <w:i w:val="0"/>
           <w:sz w:val="24"/>
@@ -602,13 +706,14 @@
     </w:p>
     <w:p>
       <w:pPr>
-        <w:spacing w:before="0" w:after="80" w:line="276" w:lineRule="auto"/>
-        <w:ind w:left="340"/>
+        <w:keepNext w:val="0"/>
+        <w:spacing w:before="0" w:after="60" w:line="276" w:lineRule="auto"/>
+        <w:ind w:firstLine="0" w:left="567"/>
         <w:jc w:val="both"/>
       </w:pPr>
       <w:r>
         <w:rPr>
-          <w:rFonts w:ascii="Times New Roman" w:hAnsi="Times New Roman" w:cs="Times New Roman" w:eastAsia="Times New Roman"/>
+          <w:rFonts w:ascii="Times New Roman" w:hAnsi="Times New Roman" w:eastAsia="Times New Roman"/>
           <w:b w:val="0"/>
           <w:i w:val="0"/>
           <w:sz w:val="24"/>
@@ -617,7 +722,7 @@
       </w:r>
       <w:r>
         <w:rPr>
-          <w:rFonts w:ascii="Times New Roman" w:hAnsi="Times New Roman" w:cs="Times New Roman" w:eastAsia="Times New Roman"/>
+          <w:rFonts w:ascii="Times New Roman" w:hAnsi="Times New Roman" w:eastAsia="Times New Roman"/>
           <w:b/>
           <w:i w:val="0"/>
           <w:sz w:val="24"/>
@@ -626,7 +731,7 @@
       </w:r>
       <w:r>
         <w:rPr>
-          <w:rFonts w:ascii="Times New Roman" w:hAnsi="Times New Roman" w:cs="Times New Roman" w:eastAsia="Times New Roman"/>
+          <w:rFonts w:ascii="Times New Roman" w:hAnsi="Times New Roman" w:eastAsia="Times New Roman"/>
           <w:b w:val="0"/>
           <w:i w:val="0"/>
           <w:sz w:val="24"/>
@@ -635,7 +740,7 @@
       </w:r>
       <w:r>
         <w:rPr>
-          <w:rFonts w:ascii="Times New Roman" w:hAnsi="Times New Roman" w:cs="Times New Roman" w:eastAsia="Times New Roman"/>
+          <w:rFonts w:ascii="Times New Roman" w:hAnsi="Times New Roman" w:eastAsia="Times New Roman"/>
           <w:b/>
           <w:i w:val="0"/>
           <w:sz w:val="24"/>
@@ -644,7 +749,7 @@
       </w:r>
       <w:r>
         <w:rPr>
-          <w:rFonts w:ascii="Times New Roman" w:hAnsi="Times New Roman" w:cs="Times New Roman" w:eastAsia="Times New Roman"/>
+          <w:rFonts w:ascii="Times New Roman" w:hAnsi="Times New Roman" w:eastAsia="Times New Roman"/>
           <w:b w:val="0"/>
           <w:i w:val="0"/>
           <w:sz w:val="24"/>
@@ -654,13 +759,14 @@
     </w:p>
     <w:p>
       <w:pPr>
-        <w:spacing w:before="0" w:after="80" w:line="276" w:lineRule="auto"/>
-        <w:ind w:left="340"/>
+        <w:keepNext w:val="0"/>
+        <w:spacing w:before="0" w:after="60" w:line="276" w:lineRule="auto"/>
+        <w:ind w:firstLine="0" w:left="567"/>
         <w:jc w:val="both"/>
       </w:pPr>
       <w:r>
         <w:rPr>
-          <w:rFonts w:ascii="Times New Roman" w:hAnsi="Times New Roman" w:cs="Times New Roman" w:eastAsia="Times New Roman"/>
+          <w:rFonts w:ascii="Times New Roman" w:hAnsi="Times New Roman" w:eastAsia="Times New Roman"/>
           <w:b w:val="0"/>
           <w:i w:val="0"/>
           <w:sz w:val="24"/>
@@ -669,7 +775,7 @@
       </w:r>
       <w:r>
         <w:rPr>
-          <w:rFonts w:ascii="Times New Roman" w:hAnsi="Times New Roman" w:cs="Times New Roman" w:eastAsia="Times New Roman"/>
+          <w:rFonts w:ascii="Times New Roman" w:hAnsi="Times New Roman" w:eastAsia="Times New Roman"/>
           <w:b/>
           <w:i w:val="0"/>
           <w:sz w:val="24"/>
@@ -678,7 +784,7 @@
       </w:r>
       <w:r>
         <w:rPr>
-          <w:rFonts w:ascii="Times New Roman" w:hAnsi="Times New Roman" w:cs="Times New Roman" w:eastAsia="Times New Roman"/>
+          <w:rFonts w:ascii="Times New Roman" w:hAnsi="Times New Roman" w:eastAsia="Times New Roman"/>
           <w:b w:val="0"/>
           <w:i w:val="0"/>
           <w:sz w:val="24"/>
@@ -688,13 +794,14 @@
     </w:p>
     <w:p>
       <w:pPr>
-        <w:spacing w:before="0" w:after="80" w:line="276" w:lineRule="auto"/>
-        <w:ind w:left="340"/>
+        <w:keepNext w:val="0"/>
+        <w:spacing w:before="0" w:after="60" w:line="276" w:lineRule="auto"/>
+        <w:ind w:firstLine="0" w:left="567"/>
         <w:jc w:val="both"/>
       </w:pPr>
       <w:r>
         <w:rPr>
-          <w:rFonts w:ascii="Times New Roman" w:hAnsi="Times New Roman" w:cs="Times New Roman" w:eastAsia="Times New Roman"/>
+          <w:rFonts w:ascii="Times New Roman" w:hAnsi="Times New Roman" w:eastAsia="Times New Roman"/>
           <w:b w:val="0"/>
           <w:i w:val="0"/>
           <w:sz w:val="24"/>
@@ -703,7 +810,7 @@
       </w:r>
       <w:r>
         <w:rPr>
-          <w:rFonts w:ascii="Times New Roman" w:hAnsi="Times New Roman" w:cs="Times New Roman" w:eastAsia="Times New Roman"/>
+          <w:rFonts w:ascii="Times New Roman" w:hAnsi="Times New Roman" w:eastAsia="Times New Roman"/>
           <w:b/>
           <w:i w:val="0"/>
           <w:sz w:val="24"/>
@@ -712,7 +819,7 @@
       </w:r>
       <w:r>
         <w:rPr>
-          <w:rFonts w:ascii="Times New Roman" w:hAnsi="Times New Roman" w:cs="Times New Roman" w:eastAsia="Times New Roman"/>
+          <w:rFonts w:ascii="Times New Roman" w:hAnsi="Times New Roman" w:eastAsia="Times New Roman"/>
           <w:b w:val="0"/>
           <w:i w:val="0"/>
           <w:sz w:val="24"/>
@@ -722,13 +829,14 @@
     </w:p>
     <w:p>
       <w:pPr>
-        <w:spacing w:before="0" w:after="80" w:line="276" w:lineRule="auto"/>
-        <w:ind w:left="340"/>
+        <w:keepNext w:val="0"/>
+        <w:spacing w:before="0" w:after="60" w:line="276" w:lineRule="auto"/>
+        <w:ind w:firstLine="0" w:left="567"/>
         <w:jc w:val="both"/>
       </w:pPr>
       <w:r>
         <w:rPr>
-          <w:rFonts w:ascii="Times New Roman" w:hAnsi="Times New Roman" w:cs="Times New Roman" w:eastAsia="Times New Roman"/>
+          <w:rFonts w:ascii="Times New Roman" w:hAnsi="Times New Roman" w:eastAsia="Times New Roman"/>
           <w:b w:val="0"/>
           <w:i w:val="0"/>
           <w:sz w:val="24"/>
@@ -737,7 +845,7 @@
       </w:r>
       <w:r>
         <w:rPr>
-          <w:rFonts w:ascii="Times New Roman" w:hAnsi="Times New Roman" w:cs="Times New Roman" w:eastAsia="Times New Roman"/>
+          <w:rFonts w:ascii="Times New Roman" w:hAnsi="Times New Roman" w:eastAsia="Times New Roman"/>
           <w:b/>
           <w:i w:val="0"/>
           <w:sz w:val="24"/>
@@ -746,7 +854,7 @@
       </w:r>
       <w:r>
         <w:rPr>
-          <w:rFonts w:ascii="Times New Roman" w:hAnsi="Times New Roman" w:cs="Times New Roman" w:eastAsia="Times New Roman"/>
+          <w:rFonts w:ascii="Times New Roman" w:hAnsi="Times New Roman" w:eastAsia="Times New Roman"/>
           <w:b w:val="0"/>
           <w:i w:val="0"/>
           <w:sz w:val="24"/>
@@ -756,29 +864,31 @@
     </w:p>
     <w:p>
       <w:pPr>
+        <w:keepNext w:val="0"/>
         <w:spacing w:before="0" w:after="120" w:line="276" w:lineRule="auto"/>
-        <w:ind w:firstLine="709"/>
+        <w:ind w:firstLine="709" w:left="0"/>
         <w:jc w:val="both"/>
       </w:pPr>
       <w:r>
         <w:rPr>
-          <w:rFonts w:ascii="Times New Roman" w:hAnsi="Times New Roman" w:cs="Times New Roman" w:eastAsia="Times New Roman"/>
+          <w:rFonts w:ascii="Times New Roman" w:hAnsi="Times New Roman" w:eastAsia="Times New Roman"/>
           <w:b w:val="0"/>
           <w:i w:val="0"/>
           <w:sz w:val="24"/>
         </w:rPr>
-        <w:t>4.4. Совокупность нарушений означает, что Указ не соответствует ч. 1 ст. 83, ч. 3 ст. 80, ч. 4 ст. 80, ст. 19 ч. 1, ст. 20 ч. 1, ст. 79 ч. 1 Конституции штата Сан-Андреас, ч. 2 Поправки 8 к Конституции и ст. 3 ч. 3, ст. 9 ч. 1 КЗ «О нормативных правовых актах».</w:t>
+        <w:t>4.4. Совокупность нарушений означает, что Указ не соответствует ч. 1 ст. 83, ч. 3 ст. 80, ч. 4 ст. 80, ст. 19 ч. 1, ст. 20 ч. 1, ст. 79 ч. 1 Конституции штата Сан-Андреас, ч. 2 Поправки 8 к Конституции и ст. 3 ч. 3, ст. 6 ч. 1 п. «л» КЗ «О нормативных правовых актах».</w:t>
       </w:r>
     </w:p>
     <w:p>
       <w:pPr>
+        <w:keepNext w:val="0"/>
         <w:spacing w:before="0" w:after="120" w:line="276" w:lineRule="auto"/>
-        <w:ind w:firstLine="709"/>
+        <w:ind w:firstLine="709" w:left="0"/>
         <w:jc w:val="both"/>
       </w:pPr>
       <w:r>
         <w:rPr>
-          <w:rFonts w:ascii="Times New Roman" w:hAnsi="Times New Roman" w:cs="Times New Roman" w:eastAsia="Times New Roman"/>
+          <w:rFonts w:ascii="Times New Roman" w:hAnsi="Times New Roman" w:eastAsia="Times New Roman"/>
           <w:b w:val="0"/>
           <w:i w:val="0"/>
           <w:sz w:val="24"/>
@@ -788,12 +898,14 @@
     </w:p>
     <w:p>
       <w:pPr>
-        <w:spacing w:before="160" w:after="80" w:line="276" w:lineRule="auto"/>
+        <w:keepNext/>
+        <w:spacing w:before="160" w:after="120" w:line="276" w:lineRule="auto"/>
+        <w:ind w:firstLine="0" w:left="0"/>
         <w:jc w:val="left"/>
       </w:pPr>
       <w:r>
         <w:rPr>
-          <w:rFonts w:ascii="Times New Roman" w:hAnsi="Times New Roman" w:cs="Times New Roman" w:eastAsia="Times New Roman"/>
+          <w:rFonts w:ascii="Times New Roman" w:hAnsi="Times New Roman" w:eastAsia="Times New Roman"/>
           <w:b/>
           <w:i w:val="0"/>
           <w:sz w:val="24"/>
@@ -803,13 +915,14 @@
     </w:p>
     <w:p>
       <w:pPr>
+        <w:keepNext w:val="0"/>
         <w:spacing w:before="0" w:after="120" w:line="276" w:lineRule="auto"/>
-        <w:ind w:firstLine="709"/>
+        <w:ind w:firstLine="709" w:left="0"/>
         <w:jc w:val="both"/>
       </w:pPr>
       <w:r>
         <w:rPr>
-          <w:rFonts w:ascii="Times New Roman" w:hAnsi="Times New Roman" w:cs="Times New Roman" w:eastAsia="Times New Roman"/>
+          <w:rFonts w:ascii="Times New Roman" w:hAnsi="Times New Roman" w:eastAsia="Times New Roman"/>
           <w:b w:val="0"/>
           <w:i w:val="0"/>
           <w:sz w:val="24"/>
@@ -819,13 +932,14 @@
     </w:p>
     <w:p>
       <w:pPr>
+        <w:keepNext w:val="0"/>
         <w:spacing w:before="0" w:after="120" w:line="276" w:lineRule="auto"/>
-        <w:ind w:firstLine="709"/>
+        <w:ind w:firstLine="709" w:left="0"/>
         <w:jc w:val="both"/>
       </w:pPr>
       <w:r>
         <w:rPr>
-          <w:rFonts w:ascii="Times New Roman" w:hAnsi="Times New Roman" w:cs="Times New Roman" w:eastAsia="Times New Roman"/>
+          <w:rFonts w:ascii="Times New Roman" w:hAnsi="Times New Roman" w:eastAsia="Times New Roman"/>
           <w:b/>
           <w:i w:val="0"/>
           <w:sz w:val="24"/>
@@ -834,7 +948,7 @@
       </w:r>
       <w:r>
         <w:rPr>
-          <w:rFonts w:ascii="Times New Roman" w:hAnsi="Times New Roman" w:cs="Times New Roman" w:eastAsia="Times New Roman"/>
+          <w:rFonts w:ascii="Times New Roman" w:hAnsi="Times New Roman" w:eastAsia="Times New Roman"/>
           <w:b w:val="0"/>
           <w:i w:val="0"/>
           <w:sz w:val="24"/>
@@ -844,13 +958,14 @@
     </w:p>
     <w:p>
       <w:pPr>
+        <w:keepNext w:val="0"/>
         <w:spacing w:before="0" w:after="120" w:line="276" w:lineRule="auto"/>
-        <w:ind w:firstLine="709"/>
+        <w:ind w:firstLine="709" w:left="0"/>
         <w:jc w:val="both"/>
       </w:pPr>
       <w:r>
         <w:rPr>
-          <w:rFonts w:ascii="Times New Roman" w:hAnsi="Times New Roman" w:cs="Times New Roman" w:eastAsia="Times New Roman"/>
+          <w:rFonts w:ascii="Times New Roman" w:hAnsi="Times New Roman" w:eastAsia="Times New Roman"/>
           <w:b/>
           <w:i w:val="0"/>
           <w:sz w:val="24"/>
@@ -859,7 +974,7 @@
       </w:r>
       <w:r>
         <w:rPr>
-          <w:rFonts w:ascii="Times New Roman" w:hAnsi="Times New Roman" w:cs="Times New Roman" w:eastAsia="Times New Roman"/>
+          <w:rFonts w:ascii="Times New Roman" w:hAnsi="Times New Roman" w:eastAsia="Times New Roman"/>
           <w:b w:val="0"/>
           <w:i w:val="0"/>
           <w:sz w:val="24"/>
@@ -869,13 +984,14 @@
     </w:p>
     <w:p>
       <w:pPr>
+        <w:keepNext w:val="0"/>
         <w:spacing w:before="0" w:after="120" w:line="276" w:lineRule="auto"/>
-        <w:ind w:firstLine="709"/>
+        <w:ind w:firstLine="709" w:left="0"/>
         <w:jc w:val="both"/>
       </w:pPr>
       <w:r>
         <w:rPr>
-          <w:rFonts w:ascii="Times New Roman" w:hAnsi="Times New Roman" w:cs="Times New Roman" w:eastAsia="Times New Roman"/>
+          <w:rFonts w:ascii="Times New Roman" w:hAnsi="Times New Roman" w:eastAsia="Times New Roman"/>
           <w:b/>
           <w:i w:val="0"/>
           <w:sz w:val="24"/>
@@ -884,7 +1000,7 @@
       </w:r>
       <w:r>
         <w:rPr>
-          <w:rFonts w:ascii="Times New Roman" w:hAnsi="Times New Roman" w:cs="Times New Roman" w:eastAsia="Times New Roman"/>
+          <w:rFonts w:ascii="Times New Roman" w:hAnsi="Times New Roman" w:eastAsia="Times New Roman"/>
           <w:b w:val="0"/>
           <w:i w:val="0"/>
           <w:sz w:val="24"/>
@@ -894,13 +1010,14 @@
     </w:p>
     <w:p>
       <w:pPr>
+        <w:keepNext w:val="0"/>
         <w:spacing w:before="0" w:after="120" w:line="276" w:lineRule="auto"/>
-        <w:ind w:firstLine="709"/>
+        <w:ind w:firstLine="709" w:left="0"/>
         <w:jc w:val="both"/>
       </w:pPr>
       <w:r>
         <w:rPr>
-          <w:rFonts w:ascii="Times New Roman" w:hAnsi="Times New Roman" w:cs="Times New Roman" w:eastAsia="Times New Roman"/>
+          <w:rFonts w:ascii="Times New Roman" w:hAnsi="Times New Roman" w:eastAsia="Times New Roman"/>
           <w:b/>
           <w:i w:val="0"/>
           <w:sz w:val="24"/>
@@ -909,7 +1026,7 @@
       </w:r>
       <w:r>
         <w:rPr>
-          <w:rFonts w:ascii="Times New Roman" w:hAnsi="Times New Roman" w:cs="Times New Roman" w:eastAsia="Times New Roman"/>
+          <w:rFonts w:ascii="Times New Roman" w:hAnsi="Times New Roman" w:eastAsia="Times New Roman"/>
           <w:b w:val="0"/>
           <w:i w:val="0"/>
           <w:sz w:val="24"/>
@@ -919,12 +1036,14 @@
     </w:p>
     <w:p>
       <w:pPr>
-        <w:spacing w:before="160" w:after="80" w:line="276" w:lineRule="auto"/>
+        <w:keepNext/>
+        <w:spacing w:before="160" w:after="120" w:line="276" w:lineRule="auto"/>
+        <w:ind w:firstLine="0" w:left="0"/>
         <w:jc w:val="left"/>
       </w:pPr>
       <w:r>
         <w:rPr>
-          <w:rFonts w:ascii="Times New Roman" w:hAnsi="Times New Roman" w:cs="Times New Roman" w:eastAsia="Times New Roman"/>
+          <w:rFonts w:ascii="Times New Roman" w:hAnsi="Times New Roman" w:eastAsia="Times New Roman"/>
           <w:b/>
           <w:i w:val="0"/>
           <w:sz w:val="24"/>
@@ -934,13 +1053,14 @@
     </w:p>
     <w:p>
       <w:pPr>
-        <w:spacing w:before="0" w:after="80" w:line="276" w:lineRule="auto"/>
-        <w:ind w:left="340"/>
+        <w:keepNext w:val="0"/>
+        <w:spacing w:before="0" w:after="60" w:line="276" w:lineRule="auto"/>
+        <w:ind w:firstLine="0" w:left="567"/>
         <w:jc w:val="both"/>
       </w:pPr>
       <w:r>
         <w:rPr>
-          <w:rFonts w:ascii="Times New Roman" w:hAnsi="Times New Roman" w:cs="Times New Roman" w:eastAsia="Times New Roman"/>
+          <w:rFonts w:ascii="Times New Roman" w:hAnsi="Times New Roman" w:eastAsia="Times New Roman"/>
           <w:b w:val="0"/>
           <w:i w:val="0"/>
           <w:sz w:val="24"/>
@@ -950,13 +1070,14 @@
     </w:p>
     <w:p>
       <w:pPr>
-        <w:spacing w:before="0" w:after="80" w:line="276" w:lineRule="auto"/>
-        <w:ind w:left="340"/>
+        <w:keepNext w:val="0"/>
+        <w:spacing w:before="0" w:after="60" w:line="276" w:lineRule="auto"/>
+        <w:ind w:firstLine="0" w:left="567"/>
         <w:jc w:val="both"/>
       </w:pPr>
       <w:r>
         <w:rPr>
-          <w:rFonts w:ascii="Times New Roman" w:hAnsi="Times New Roman" w:cs="Times New Roman" w:eastAsia="Times New Roman"/>
+          <w:rFonts w:ascii="Times New Roman" w:hAnsi="Times New Roman" w:eastAsia="Times New Roman"/>
           <w:b w:val="0"/>
           <w:i w:val="0"/>
           <w:sz w:val="24"/>
@@ -966,13 +1087,14 @@
     </w:p>
     <w:p>
       <w:pPr>
-        <w:spacing w:before="0" w:after="80" w:line="276" w:lineRule="auto"/>
-        <w:ind w:left="340"/>
+        <w:keepNext w:val="0"/>
+        <w:spacing w:before="0" w:after="60" w:line="276" w:lineRule="auto"/>
+        <w:ind w:firstLine="0" w:left="567"/>
         <w:jc w:val="both"/>
       </w:pPr>
       <w:r>
         <w:rPr>
-          <w:rFonts w:ascii="Times New Roman" w:hAnsi="Times New Roman" w:cs="Times New Roman" w:eastAsia="Times New Roman"/>
+          <w:rFonts w:ascii="Times New Roman" w:hAnsi="Times New Roman" w:eastAsia="Times New Roman"/>
           <w:b w:val="0"/>
           <w:i w:val="0"/>
           <w:sz w:val="24"/>
@@ -982,13 +1104,14 @@
     </w:p>
     <w:p>
       <w:pPr>
-        <w:spacing w:before="0" w:after="80" w:line="276" w:lineRule="auto"/>
-        <w:ind w:left="340"/>
+        <w:keepNext w:val="0"/>
+        <w:spacing w:before="0" w:after="60" w:line="276" w:lineRule="auto"/>
+        <w:ind w:firstLine="0" w:left="567"/>
         <w:jc w:val="both"/>
       </w:pPr>
       <w:r>
         <w:rPr>
-          <w:rFonts w:ascii="Times New Roman" w:hAnsi="Times New Roman" w:cs="Times New Roman" w:eastAsia="Times New Roman"/>
+          <w:rFonts w:ascii="Times New Roman" w:hAnsi="Times New Roman" w:eastAsia="Times New Roman"/>
           <w:b w:val="0"/>
           <w:i w:val="0"/>
           <w:sz w:val="24"/>
@@ -998,13 +1121,14 @@
     </w:p>
     <w:p>
       <w:pPr>
-        <w:spacing w:before="0" w:after="80" w:line="276" w:lineRule="auto"/>
-        <w:ind w:left="340"/>
+        <w:keepNext w:val="0"/>
+        <w:spacing w:before="0" w:after="60" w:line="276" w:lineRule="auto"/>
+        <w:ind w:firstLine="0" w:left="567"/>
         <w:jc w:val="both"/>
       </w:pPr>
       <w:r>
         <w:rPr>
-          <w:rFonts w:ascii="Times New Roman" w:hAnsi="Times New Roman" w:cs="Times New Roman" w:eastAsia="Times New Roman"/>
+          <w:rFonts w:ascii="Times New Roman" w:hAnsi="Times New Roman" w:eastAsia="Times New Roman"/>
           <w:b w:val="0"/>
           <w:i w:val="0"/>
           <w:sz w:val="24"/>
@@ -1014,13 +1138,14 @@
     </w:p>
     <w:p>
       <w:pPr>
-        <w:spacing w:before="0" w:after="80" w:line="276" w:lineRule="auto"/>
-        <w:ind w:left="340"/>
+        <w:keepNext w:val="0"/>
+        <w:spacing w:before="0" w:after="60" w:line="276" w:lineRule="auto"/>
+        <w:ind w:firstLine="0" w:left="567"/>
         <w:jc w:val="both"/>
       </w:pPr>
       <w:r>
         <w:rPr>
-          <w:rFonts w:ascii="Times New Roman" w:hAnsi="Times New Roman" w:cs="Times New Roman" w:eastAsia="Times New Roman"/>
+          <w:rFonts w:ascii="Times New Roman" w:hAnsi="Times New Roman" w:eastAsia="Times New Roman"/>
           <w:b w:val="0"/>
           <w:i w:val="0"/>
           <w:sz w:val="24"/>
@@ -1030,13 +1155,14 @@
     </w:p>
     <w:p>
       <w:pPr>
-        <w:spacing w:before="0" w:after="80" w:line="276" w:lineRule="auto"/>
-        <w:ind w:left="340"/>
+        <w:keepNext w:val="0"/>
+        <w:spacing w:before="0" w:after="60" w:line="276" w:lineRule="auto"/>
+        <w:ind w:firstLine="0" w:left="567"/>
         <w:jc w:val="both"/>
       </w:pPr>
       <w:r>
         <w:rPr>
-          <w:rFonts w:ascii="Times New Roman" w:hAnsi="Times New Roman" w:cs="Times New Roman" w:eastAsia="Times New Roman"/>
+          <w:rFonts w:ascii="Times New Roman" w:hAnsi="Times New Roman" w:eastAsia="Times New Roman"/>
           <w:b w:val="0"/>
           <w:i w:val="0"/>
           <w:sz w:val="24"/>
@@ -1046,27 +1172,31 @@
     </w:p>
     <w:p>
       <w:pPr>
-        <w:spacing w:before="0" w:after="80" w:line="276" w:lineRule="auto"/>
+        <w:keepNext w:val="0"/>
+        <w:spacing w:before="0" w:after="120" w:line="276" w:lineRule="auto"/>
+        <w:ind w:firstLine="0" w:left="0"/>
         <w:jc w:val="right"/>
       </w:pPr>
       <w:r>
         <w:rPr>
-          <w:rFonts w:ascii="Times New Roman" w:hAnsi="Times New Roman" w:cs="Times New Roman" w:eastAsia="Times New Roman"/>
+          <w:rFonts w:ascii="Times New Roman" w:hAnsi="Times New Roman" w:eastAsia="Times New Roman"/>
           <w:b/>
           <w:i w:val="0"/>
-          <w:sz w:val="26"/>
+          <w:sz w:val="24"/>
         </w:rPr>
         <w:t>Председатель Сената штата Сан-Андреас</w:t>
       </w:r>
     </w:p>
     <w:p>
       <w:pPr>
-        <w:spacing w:before="0" w:after="80" w:line="276" w:lineRule="auto"/>
+        <w:keepNext w:val="0"/>
+        <w:spacing w:before="0" w:after="120" w:line="276" w:lineRule="auto"/>
+        <w:ind w:firstLine="0" w:left="0"/>
         <w:jc w:val="right"/>
       </w:pPr>
       <w:r>
         <w:rPr>
-          <w:rFonts w:ascii="Times New Roman" w:hAnsi="Times New Roman" w:cs="Times New Roman" w:eastAsia="Times New Roman"/>
+          <w:rFonts w:ascii="Times New Roman" w:hAnsi="Times New Roman" w:eastAsia="Times New Roman"/>
           <w:b w:val="0"/>
           <w:i w:val="0"/>
           <w:sz w:val="24"/>
@@ -1076,15 +1206,17 @@
     </w:p>
     <w:p>
       <w:pPr>
-        <w:spacing w:before="0" w:after="80" w:line="276" w:lineRule="auto"/>
+        <w:keepNext w:val="0"/>
+        <w:spacing w:before="0" w:after="120" w:line="276" w:lineRule="auto"/>
+        <w:ind w:firstLine="0" w:left="0"/>
         <w:jc w:val="right"/>
       </w:pPr>
       <w:r>
         <w:rPr>
-          <w:rFonts w:ascii="Times New Roman" w:hAnsi="Times New Roman" w:cs="Times New Roman" w:eastAsia="Times New Roman"/>
+          <w:rFonts w:ascii="Times New Roman" w:hAnsi="Times New Roman" w:eastAsia="Times New Roman"/>
           <w:b/>
           <w:i w:val="0"/>
-          <w:sz w:val="26"/>
+          <w:sz w:val="24"/>
         </w:rPr>
         <w:t>31.10.2026</w:t>
       </w:r>

--- a/AntiGubrnator/05. Обращение в Офис Генерального прокурора.docx
+++ b/AntiGubrnator/05. Обращение в Офис Генерального прокурора.docx
@@ -859,7 +859,7 @@
           <w:i w:val="0"/>
           <w:sz w:val="24"/>
         </w:rPr>
-        <w:t>: правка не ограничивает права (добавляет участника задержания и не возлагает новых обязанностей), не создаёт пробела (вводит регулирование; полномочия надзорного участника определяются его статусом, как и у сотрудника IB по п. «ж»), не создаёт коллизии с п. «ж» ч. 1 ст. 18 (IB и IAD — разные органы и разный объём, участие ограничено одним сотрудником).</w:t>
+        <w:t>: правка не ограничивает права (добавляет участника задержания и не возлагает новых обязанностей), не создаёт пробела (вводит регулирование; полномочия надзорного участника определяются его статусом, как и у сотрудника IB по п. «ж»), не создаёт коллизии с п. «ж» ч. 1 ст. 18 (IB — подразделение внутренних расследований ФРБ, IAD — подразделение департамента, ограниченное его территорией; нормы не запрещают друг друга и применяются одновременно). Совпадение предмета надзора означает конкуренцию органов, а не противоречие норм.</w:t>
       </w:r>
     </w:p>
     <w:p>
